--- a/companies/calderwood-partners/Engagements/Poole, Mcknight and Rush/Meeting Minutes 2019-08-09 - Poole, Mcknight and Rush.docx
+++ b/companies/calderwood-partners/Engagements/Poole, Mcknight and Rush/Meeting Minutes 2019-08-09 - Poole, Mcknight and Rush.docx
@@ -3,8 +3,16 @@
 <w:document xmlns:wpc="http://schemas.microsoft.com/office/word/2010/wordprocessingCanvas" xmlns:mo="http://schemas.microsoft.com/office/mac/office/2008/main" xmlns:mc="http://schemas.openxmlformats.org/markup-compatibility/2006" xmlns:mv="urn:schemas-microsoft-com:mac:vml" xmlns:o="urn:schemas-microsoft-com:office:office" xmlns:r="http://schemas.openxmlformats.org/officeDocument/2006/relationships" xmlns:m="http://schemas.openxmlformats.org/officeDocument/2006/math" xmlns:v="urn:schemas-microsoft-com:vml" xmlns:wp14="http://schemas.microsoft.com/office/word/2010/wordprocessingDrawing" xmlns:wp="http://schemas.openxmlformats.org/drawingml/2006/wordprocessingDrawing" xmlns:w10="urn:schemas-microsoft-com:office:word" xmlns:w="http://schemas.openxmlformats.org/wordprocessingml/2006/main" xmlns:w14="http://schemas.microsoft.com/office/word/2010/wordml" xmlns:wpg="http://schemas.microsoft.com/office/word/2010/wordprocessingGroup" xmlns:wpi="http://schemas.microsoft.com/office/word/2010/wordprocessingInk" xmlns:wne="http://schemas.microsoft.com/office/word/2006/wordml" xmlns:wps="http://schemas.microsoft.com/office/word/2010/wordprocessingShape" mc:Ignorable="w14 wp14">
   <w:body>
     <w:p>
+      <w:pPr>
+        <w:pStyle w:val="Heading1"/>
+      </w:pPr>
       <w:r>
-        <w:t>Minutes of the working session on the Capital Allocation Review for Poole, Mcknight and Rush, recorded by Deborah Jimenez.</w:t>
+        <w:t>Working Session: Reallocation Options and the Draft Recommendation</w:t>
+      </w:r>
+    </w:p>
+    <w:p>
+      <w:r>
+        <w:t>Recorded by Deborah Jimenez. These minutes cover the working session on the capital allocation review for Poole, Mcknight and Rush. The session reviewed the ranked options and the shape of the recommendation. Points left open are marked as such.</w:t>
       </w:r>
     </w:p>
     <w:p>
@@ -36,7 +44,7 @@
         <w:pStyle w:val="ListBullet"/>
       </w:pPr>
       <w:r>
-        <w:t>Sandra Flores, Chief Operating Officer, Poole, Mcknight and Rush</w:t>
+        <w:t>Sandra Flores, Chief Operating Officer</w:t>
       </w:r>
     </w:p>
     <w:p>
@@ -44,32 +52,12 @@
         <w:pStyle w:val="Heading2"/>
       </w:pPr>
       <w:r>
-        <w:t>Matters covered</w:t>
+        <w:t>The Ranked Options</w:t>
       </w:r>
     </w:p>
     <w:p>
       <w:r>
-        <w:t>The session reviewed the draft recommendations. The engagement is in its final stretch, and the purpose was to test the proposals against how the client actually operates before we commit them to the final material. Brenda Clayton took the group through the draft in the order the client would use it, from how a request enters the process to how a funded project is reviewed afterward.</w:t>
-      </w:r>
-    </w:p>
-    <w:p>
-      <w:r>
-        <w:t>Brenda Clayton presented the proposed method for ranking capital requests: a single hurdle rate applied across the business, a short strategic screen for fit, and a common request template so that every proposal reaches the committee in the same form. Sandra Flores agreed with the direction. She raised one concern, that a single hurdle rate may sit too high for maintenance spending that keeps existing operations running, and asked whether that category should be handled separately. Brenda Clayton agreed to carve out a distinct route for maintenance and compliance spending below a set size, so that necessary upkeep is not measured against the same bar as discretionary growth.</w:t>
-      </w:r>
-    </w:p>
-    <w:p>
-      <w:r>
-        <w:t>On governance, the draft proposes a standing capital committee, a fixed threshold above which a request must go to it, and a post-investment review on a set schedule. Sandra Flores questioned the threshold as drafted; at the level proposed the committee would meet on too many small items and lose the attention the large ones need. The group agreed to raise the threshold and to let units approve smaller requests within a delegated limit, with the committee reserved for the decisions that move the number. The post-investment review, which the current-state work found was done rarely and without a standard record, will be put on a fixed schedule with a short standard form.</w:t>
-      </w:r>
-    </w:p>
-    <w:p>
-      <w:r>
-        <w:t>The group also discussed how the new process would be introduced. Sandra Flores noted that a template and a committee only work if the units actually use them, and asked that the final recommendation say plainly how the change would be rolled out and who would own it inside the business. Brenda Clayton agreed to add a short section on adoption, covering the first cycle under the new process and who confirms that the units are following it.</w:t>
-      </w:r>
-    </w:p>
-    <w:p>
-      <w:r>
-        <w:t>Two points remain open before the final deliverable, and both were assigned below. Nothing else in the draft drew objection, and the shape of the recommendation is settled.</w:t>
+        <w:t>Brenda Clayton presented the reallocation options, now ranked. Three stand: concentrate capital in the two businesses earning above the hurdle, release capital from the business earning below it, and hold a reserve against the pipeline the operators described. The ranking rests on the returns work, which is now closed. The shared-overhead allocation that had held the returns provisional has been settled, and the business-level returns are firm. Each option carries what it would require and what it could return, so the ranking can be taken apart rather than taken on trust. Sandra Flores agreed with the top of the ranking and questioned the size of the reserve, which was noted for the recommendation.</w:t>
       </w:r>
     </w:p>
     <w:p>
@@ -77,7 +65,33 @@
         <w:pStyle w:val="Heading2"/>
       </w:pPr>
       <w:r>
-        <w:t>Follow-ups</w:t>
+        <w:t>The Business Below the Hurdle</w:t>
+      </w:r>
+    </w:p>
+    <w:p>
+      <w:r>
+        <w:t>Most of the discussion was on the business earning below the hurdle. Brenda Clayton was careful to separate the finding from the recommendation: the returns are measured and firm, but whether to release the capital or to fix the business is a decision for the company. She walked through what a fix would demand and what it might recover, without recommending it. Sandra Flores said the board would want both paths costed before it chose, and that a single course would not survive the board's questions. It was agreed the recommendation would present the release option alongside a brief fix-or-hold alternative, rather than a single course.</w:t>
+      </w:r>
+    </w:p>
+    <w:p>
+      <w:pPr>
+        <w:pStyle w:val="Heading2"/>
+      </w:pPr>
+      <w:r>
+        <w:t>Toward the Recommendation and Handover</w:t>
+      </w:r>
+    </w:p>
+    <w:p>
+      <w:r>
+        <w:t>The remaining work is the recommendation and the materials the company keeps. Brenda Clayton will assemble the final read and the exhibits so the company's own staff can rerun the returns after the engagement closes. The workpapers will be handed over labeled and sourced, not as a black box. Deborah Jimenez will arrange the closing session with the executive team and confirm who from the board should attend. No new analysis is open; what remains is drafting, review, and handover.</w:t>
+      </w:r>
+    </w:p>
+    <w:p>
+      <w:pPr>
+        <w:pStyle w:val="Heading2"/>
+      </w:pPr>
+      <w:r>
+        <w:t>Action Items</w:t>
       </w:r>
     </w:p>
     <w:tbl>
@@ -139,7 +153,7 @@
           </w:tcPr>
           <w:p>
             <w:r>
-              <w:t>Add a separate route for maintenance and compliance spending below the set size</w:t>
+              <w:t>Cost the fix-or-hold alternative for the business below the hurdle</w:t>
             </w:r>
           </w:p>
         </w:tc>
@@ -150,6 +164,70 @@
           <w:p>
             <w:r>
               <w:t>Brenda Clayton</w:t>
+            </w:r>
+          </w:p>
+        </w:tc>
+        <w:tc>
+          <w:tcPr>
+            <w:tcW w:type="dxa" w:w="2880"/>
+          </w:tcPr>
+          <w:p>
+            <w:r>
+              <w:t>Before the closing session</w:t>
+            </w:r>
+          </w:p>
+        </w:tc>
+      </w:tr>
+      <w:tr>
+        <w:tc>
+          <w:tcPr>
+            <w:tcW w:type="dxa" w:w="2880"/>
+          </w:tcPr>
+          <w:p>
+            <w:r>
+              <w:t>Size the reserve option against the operators' pipeline</w:t>
+            </w:r>
+          </w:p>
+        </w:tc>
+        <w:tc>
+          <w:tcPr>
+            <w:tcW w:type="dxa" w:w="2880"/>
+          </w:tcPr>
+          <w:p>
+            <w:r>
+              <w:t>Brenda Clayton</w:t>
+            </w:r>
+          </w:p>
+        </w:tc>
+        <w:tc>
+          <w:tcPr>
+            <w:tcW w:type="dxa" w:w="2880"/>
+          </w:tcPr>
+          <w:p>
+            <w:r>
+              <w:t>Before the closing session</w:t>
+            </w:r>
+          </w:p>
+        </w:tc>
+      </w:tr>
+      <w:tr>
+        <w:tc>
+          <w:tcPr>
+            <w:tcW w:type="dxa" w:w="2880"/>
+          </w:tcPr>
+          <w:p>
+            <w:r>
+              <w:t>Confirm the board's questions to be answered in the recommendation</w:t>
+            </w:r>
+          </w:p>
+        </w:tc>
+        <w:tc>
+          <w:tcPr>
+            <w:tcW w:type="dxa" w:w="2880"/>
+          </w:tcPr>
+          <w:p>
+            <w:r>
+              <w:t>Sandra Flores</w:t>
             </w:r>
           </w:p>
         </w:tc>
@@ -171,103 +249,7 @@
           </w:tcPr>
           <w:p>
             <w:r>
-              <w:t>Set the committee threshold and the delegated approval limit for units</w:t>
-            </w:r>
-          </w:p>
-        </w:tc>
-        <w:tc>
-          <w:tcPr>
-            <w:tcW w:type="dxa" w:w="2880"/>
-          </w:tcPr>
-          <w:p>
-            <w:r>
-              <w:t>Sandra Flores</w:t>
-            </w:r>
-          </w:p>
-        </w:tc>
-        <w:tc>
-          <w:tcPr>
-            <w:tcW w:type="dxa" w:w="2880"/>
-          </w:tcPr>
-          <w:p>
-            <w:r>
-              <w:t>Before final delivery</w:t>
-            </w:r>
-          </w:p>
-        </w:tc>
-      </w:tr>
-      <w:tr>
-        <w:tc>
-          <w:tcPr>
-            <w:tcW w:type="dxa" w:w="2880"/>
-          </w:tcPr>
-          <w:p>
-            <w:r>
-              <w:t>Confirm the committee membership and how often it meets</w:t>
-            </w:r>
-          </w:p>
-        </w:tc>
-        <w:tc>
-          <w:tcPr>
-            <w:tcW w:type="dxa" w:w="2880"/>
-          </w:tcPr>
-          <w:p>
-            <w:r>
-              <w:t>Sandra Flores</w:t>
-            </w:r>
-          </w:p>
-        </w:tc>
-        <w:tc>
-          <w:tcPr>
-            <w:tcW w:type="dxa" w:w="2880"/>
-          </w:tcPr>
-          <w:p>
-            <w:r>
-              <w:t>Before final delivery</w:t>
-            </w:r>
-          </w:p>
-        </w:tc>
-      </w:tr>
-      <w:tr>
-        <w:tc>
-          <w:tcPr>
-            <w:tcW w:type="dxa" w:w="2880"/>
-          </w:tcPr>
-          <w:p>
-            <w:r>
-              <w:t>Fold the agreed changes into the final recommendation</w:t>
-            </w:r>
-          </w:p>
-        </w:tc>
-        <w:tc>
-          <w:tcPr>
-            <w:tcW w:type="dxa" w:w="2880"/>
-          </w:tcPr>
-          <w:p>
-            <w:r>
-              <w:t>Brenda Clayton</w:t>
-            </w:r>
-          </w:p>
-        </w:tc>
-        <w:tc>
-          <w:tcPr>
-            <w:tcW w:type="dxa" w:w="2880"/>
-          </w:tcPr>
-          <w:p>
-            <w:r>
-              <w:t>Before final delivery</w:t>
-            </w:r>
-          </w:p>
-        </w:tc>
-      </w:tr>
-      <w:tr>
-        <w:tc>
-          <w:tcPr>
-            <w:tcW w:type="dxa" w:w="2880"/>
-          </w:tcPr>
-          <w:p>
-            <w:r>
-              <w:t>Circulate the final draft to the client ahead of the closing review</w:t>
+              <w:t>Arrange the closing session with the executive team</w:t>
             </w:r>
           </w:p>
         </w:tc>
@@ -287,12 +269,17 @@
           </w:tcPr>
           <w:p>
             <w:r>
-              <w:t>On completion</w:t>
+              <w:t>Next week</w:t>
             </w:r>
           </w:p>
         </w:tc>
       </w:tr>
     </w:tbl>
+    <w:p>
+      <w:r>
+        <w:t>The next step is the fix-or-hold costing. The recommendation cannot be finalized until Brenda Clayton has it and the reserve is sized.</w:t>
+      </w:r>
+    </w:p>
     <w:sectPr>
       <w:headerReference w:type="first" r:id="rId9"/>
       <w:headerReference w:type="default" r:id="rId10"/>
